--- a/docs/presentation_guide.docx
+++ b/docs/presentation_guide.docx
@@ -116,7 +116,7 @@
           <w:sz w:val="22"/>
           <w:szCs w:val="22"/>
         </w:rPr>
-        <w:t xml:space="preserve">“Good morning everyone. Our project is Heart Disease Prediction using an Artificial Neural Network. Presenting on behalf of our team — Aedula Sricharan, Akkinepally Nagasai, and Akshith Sai Nalla. The goal is to use deep learning to predict whether a person is likely to have heart disease from their basic medical test results.”</w:t>
+        <w:t xml:space="preserve">“Good morning everyone. Our project is Heart Disease Prediction using an Artificial Neural Network. Presenting on behalf of our team — Aedula Sricharan, Akkinepally Nagasai, Akshith Sai Nalla, and Vivek Reddy A. The goal is to use deep learning to predict whether a person is likely to have heart disease from their basic medical test results.”</w:t>
       </w:r>
     </w:p>
     <w:p>
